--- a/papers/_sources/rope_nonlocal_dynamics.docx
+++ b/papers/_sources/rope_nonlocal_dynamics.docx
@@ -3217,6 +3217,313 @@
         <w:t xml:space="preserve"/>
       </w:r>
     </w:p>
+    <w:p>
+      <w:r>
+        <w:rPr>
+          <w:b/>
+        </w:rPr>
+        <w:t>Addendum: The Measurement Problem Decomposed (QB-007, QB-008)</w:t>
+      </w:r>
+    </w:p>
+    <w:p>
+      <w:r>
+        <w:t>The single-detector side of the measurement problem — distinct from the two-party CHSH wall treated above, which is unchanged by everything below — has been decomposed into three labeled parts, two closed and one isolated with quantitative bounds. (i) INDIVISIBILITY, Derived: linking and winding are homotopy invariants; a detection event that creates or flips a knot is all-or-nothing by topology (machine-checked, Hopf pair Lk = −1), which accounts for whole-unit arrivals and their dim-the-source form (fixed-size events at reduced rate). (ii) BENCHMARKED QUADRATIC DETECTION-RATE SCALING under threshold dynamics (weak-field regime): a nucleation site is a threshold (barrier-escape) system, and simulated Kramers dynamics under weak periodic driving gives a rate enhancement scaling as amplitude^1.7–2.1 against a pre-committed 2.0 ± 0.3 bar — threshold crossing responds to energy, so single-site click rates scale as |ψ|²; twenty thousand one-at-a-time draws rebuild the two-slit fringes at correlation 0.997. The interpretation of this scaling as a BORN MECHANISM is conditional: it follows if the threshold (nucleation-barrier) model is the correct physical description of detection, which is itself part of the conjecture under test, not an established fact. The circularity is declared: the derivational content is the exponent; the fringes are the exponent plus geometry. This parallels known semiclassical detection theory and is claimed as a registered decomposition within the rope framework, not as a novel result about detectors. Benchmark: benchmarks/bell/knot_nucleation_measurement.py.</w:t>
+      </w:r>
+    </w:p>
+    <w:p>
+      <w:r>
+        <w:t>(iii) THE ISOLATED CORE, registered as a negative with the discriminator quantified: anticorrelation. For any classical field driving independent threshold sites, Cauchy–Schwarz pins g²(0) ≥ 1 (coherent drive: exactly 1, machine-checked at 2×10⁶ windows; fluctuating drive: bunched, ≈ 1.96), while the measured single-photon value is ≈ 0.18 (Grangier–Roger–Aspect 1986; modern values ≈ 0). Winner-take-all localization therefore requires the firing site to deplete the wave at spacelike separation. QB-008 corners that requirement: Bell-timing experiments (Salart et al. 2008; Yin et al. 2013) bound any preferred-frame influence at v &gt; 1.38×10⁴ c for frames within ~10⁻³ c of Earth — a class containing the CMB rest frame, the mesh frame's natural identification — which via v_L/c = √(K_L/K_T) demands a strand stretch-to-transverse stiffness ratio of at least 1.9×10⁸; and the Bancal et al. (2012) theorem excludes ALL finite speeds (finite-v influence models enable unobserved macroscopic signaling), forcing the conjecture onto the instantaneous-constraint limb. That limb is the ideal limit of the P-VOL near-inextensibility postulate itself — an ideal string propagates tension changes instantaneously, while transverse dynamics remains luminal and the longitudinal channel dark — a consistency, explicitly not a confirmation. Status: the conjecture remains a Conjecture, now with one precisely specified limb, a quantified mechanical demand, and no middle ground; what would move it is a demonstration that instantaneous constraint propagation quantitatively produces g² ≈ 0, which is nobody's result yet. Benchmark: benchmarks/bell/depletion_speed_bounds.py.</w:t>
+      </w:r>
+    </w:p>
+    <w:p>
+      <w:r>
+        <w:t>POSITIONING (QB-010, closing the arc). The cornered limb is not unexplored territory: it is the territory of de Broglie–Bohm pilot-wave theory (de Broglie 1927; Bohm 1952), a preferred-frame instantaneous-influence account that reproduces all of quantum mechanics in equilibrium, including CHSH = 2√2 — an existence proof that the limb is viable, with priority belonging entirely to Bohm. The remaining gap is machine-localized by the adjacency benchmark: the identical first-arrival race yields S = 1.418 with per-particle budgets in physical space (the honest mesh ontology) and S = 2.833 when the rates are drawn from the entangled state's joint intensities on configuration space (imported, not derived); one structural change crosses the quantum gap, so the open question is precisely whether configuration-space guidance can emerge from physical-space mesh mechanics — a reconstruction problem recognized as open within Bohmian foundations itself (Norsen 2010). The ledger runs both ways: Bohm has entanglement and seven decades of development; the mesh has a derived indivisibility (dBB postulates point particles), an independently motivated preferred foliation with a quantified mechanical demand (K_L/K_T ≥ 1.9×10⁸), and the contamination-structure match of the measured g². With this registration the measurement arc reaches its planned stop: decomposed, bounded, cornered, demonstrated sufficient, and positioned. Benchmark: benchmarks/bell/bohmian_adjacency.py.</w:t>
+      </w:r>
+    </w:p>
+    <w:p>
+      <w:r>
+        <w:rPr>
+          <w:b/>
+        </w:rPr>
+        <w:t>Status Table: The Measurement Programme at a Glance</w:t>
+      </w:r>
+    </w:p>
+    <w:tbl>
+      <w:tblPr>
+        <w:tblW w:type="auto" w:w="0"/>
+        <w:tblLook w:firstColumn="1" w:firstRow="1" w:lastColumn="0" w:lastRow="0" w:noHBand="0" w:noVBand="1" w:val="04A0"/>
+      </w:tblPr>
+      <w:tblGrid>
+        <w:gridCol w:w="3120"/>
+        <w:gridCol w:w="3120"/>
+        <w:gridCol w:w="3120"/>
+      </w:tblGrid>
+      <w:tr>
+        <w:tc>
+          <w:tcPr>
+            <w:tcW w:type="dxa" w:w="3120"/>
+          </w:tcPr>
+          <w:p>
+            <w:r>
+              <w:rPr>
+                <w:b/>
+              </w:rPr>
+              <w:t>Measurement component</w:t>
+            </w:r>
+          </w:p>
+        </w:tc>
+        <w:tc>
+          <w:tcPr>
+            <w:tcW w:type="dxa" w:w="3120"/>
+          </w:tcPr>
+          <w:p>
+            <w:r>
+              <w:rPr>
+                <w:b/>
+              </w:rPr>
+              <w:t>Status</w:t>
+            </w:r>
+          </w:p>
+        </w:tc>
+        <w:tc>
+          <w:tcPr>
+            <w:tcW w:type="dxa" w:w="3120"/>
+          </w:tcPr>
+          <w:p>
+            <w:r>
+              <w:rPr>
+                <w:b/>
+              </w:rPr>
+              <w:t>Evidence</w:t>
+            </w:r>
+          </w:p>
+        </w:tc>
+      </w:tr>
+      <w:tr>
+        <w:tc>
+          <w:tcPr>
+            <w:tcW w:type="dxa" w:w="3120"/>
+          </w:tcPr>
+          <w:p>
+            <w:r>
+              <w:t>Topological indivisibility</w:t>
+            </w:r>
+          </w:p>
+        </w:tc>
+        <w:tc>
+          <w:tcPr>
+            <w:tcW w:type="dxa" w:w="3120"/>
+          </w:tcPr>
+          <w:p>
+            <w:r>
+              <w:t>Derived</w:t>
+            </w:r>
+          </w:p>
+        </w:tc>
+        <w:tc>
+          <w:tcPr>
+            <w:tcW w:type="dxa" w:w="3120"/>
+          </w:tcPr>
+          <w:p>
+            <w:r>
+              <w:t>Homotopy invariance; Hopf Lk = −1 benchmark (QB-007)</w:t>
+            </w:r>
+          </w:p>
+        </w:tc>
+      </w:tr>
+      <w:tr>
+        <w:tc>
+          <w:tcPr>
+            <w:tcW w:type="dxa" w:w="3120"/>
+          </w:tcPr>
+          <w:p>
+            <w:r>
+              <w:t>Threshold rate scaling (∝|ψ|²)</w:t>
+            </w:r>
+          </w:p>
+        </w:tc>
+        <w:tc>
+          <w:tcPr>
+            <w:tcW w:type="dxa" w:w="3120"/>
+          </w:tcPr>
+          <w:p>
+            <w:r>
+              <w:t>Benchmarked</w:t>
+            </w:r>
+          </w:p>
+        </w:tc>
+        <w:tc>
+          <w:tcPr>
+            <w:tcW w:type="dxa" w:w="3120"/>
+          </w:tcPr>
+          <w:p>
+            <w:r>
+              <w:t>Kramers escape simulations, exponent ≈ 2 (weak-field regime; Born interpretation conditional on the threshold model)</w:t>
+            </w:r>
+          </w:p>
+        </w:tc>
+      </w:tr>
+      <w:tr>
+        <w:tc>
+          <w:tcPr>
+            <w:tcW w:type="dxa" w:w="3120"/>
+          </w:tcPr>
+          <w:p>
+            <w:r>
+              <w:t>Interference reconstruction</w:t>
+            </w:r>
+          </w:p>
+        </w:tc>
+        <w:tc>
+          <w:tcPr>
+            <w:tcW w:type="dxa" w:w="3120"/>
+          </w:tcPr>
+          <w:p>
+            <w:r>
+              <w:t>Benchmarked</w:t>
+            </w:r>
+          </w:p>
+        </w:tc>
+        <w:tc>
+          <w:tcPr>
+            <w:tcW w:type="dxa" w:w="3120"/>
+          </w:tcPr>
+          <w:p>
+            <w:r>
+              <w:t>20,000-event one-at-a-time simulation, r = 0.997–0.999</w:t>
+            </w:r>
+          </w:p>
+        </w:tc>
+      </w:tr>
+      <w:tr>
+        <w:tc>
+          <w:tcPr>
+            <w:tcW w:type="dxa" w:w="3120"/>
+          </w:tcPr>
+          <w:p>
+            <w:r>
+              <w:t>Per-quantum Born probability P(i) = I_i/ΣI</w:t>
+            </w:r>
+          </w:p>
+        </w:tc>
+        <w:tc>
+          <w:tcPr>
+            <w:tcW w:type="dxa" w:w="3120"/>
+          </w:tcPr>
+          <w:p>
+            <w:r>
+              <w:t>Modeled (exact within the toy)</w:t>
+            </w:r>
+          </w:p>
+        </w:tc>
+        <w:tc>
+          <w:tcPr>
+            <w:tcW w:type="dxa" w:w="3120"/>
+          </w:tcPr>
+          <w:p>
+            <w:r>
+              <w:t>Competing-exponentials identity, verified 6×10⁻⁴ (QB-009)</w:t>
+            </w:r>
+          </w:p>
+        </w:tc>
+      </w:tr>
+      <w:tr>
+        <w:tc>
+          <w:tcPr>
+            <w:tcW w:type="dxa" w:w="3120"/>
+          </w:tcPr>
+          <w:p>
+            <w:r>
+              <w:t>Anticorrelation (single site fires)</w:t>
+            </w:r>
+          </w:p>
+        </w:tc>
+        <w:tc>
+          <w:tcPr>
+            <w:tcW w:type="dxa" w:w="3120"/>
+          </w:tcPr>
+          <w:p>
+            <w:r>
+              <w:t>Negative result / sufficiency split</w:t>
+            </w:r>
+          </w:p>
+        </w:tc>
+        <w:tc>
+          <w:tcPr>
+            <w:tcW w:type="dxa" w:w="3120"/>
+          </w:tcPr>
+          <w:p>
+            <w:r>
+              <w:t>Classical threshold model pinned at g² ≥ 1 vs measured ≈0.18 (QB-007); conservation toy with instantaneous budget gives g² = 0 (QB-009) — sufficiency, not truth</w:t>
+            </w:r>
+          </w:p>
+        </w:tc>
+      </w:tr>
+      <w:tr>
+        <w:tc>
+          <w:tcPr>
+            <w:tcW w:type="dxa" w:w="3120"/>
+          </w:tcPr>
+          <w:p>
+            <w:r>
+              <w:t>Winner-take-all mechanism</w:t>
+            </w:r>
+          </w:p>
+        </w:tc>
+        <w:tc>
+          <w:tcPr>
+            <w:tcW w:type="dxa" w:w="3120"/>
+          </w:tcPr>
+          <w:p>
+            <w:r>
+              <w:t>Conjecture</w:t>
+            </w:r>
+          </w:p>
+        </w:tc>
+        <w:tc>
+          <w:tcPr>
+            <w:tcW w:type="dxa" w:w="3120"/>
+          </w:tcPr>
+          <w:p>
+            <w:r>
+              <w:t>Cornered to the instantaneous-constraint limb; v &gt; 1.38×10⁴ c, K_L/K_T ≥ 1.9×10⁸ (QB-008)</w:t>
+            </w:r>
+          </w:p>
+        </w:tc>
+      </w:tr>
+      <w:tr>
+        <w:tc>
+          <w:tcPr>
+            <w:tcW w:type="dxa" w:w="3120"/>
+          </w:tcPr>
+          <w:p>
+            <w:r>
+              <w:t>CHSH correlation</w:t>
+            </w:r>
+          </w:p>
+        </w:tc>
+        <w:tc>
+          <w:tcPr>
+            <w:tcW w:type="dxa" w:w="3120"/>
+          </w:tcPr>
+          <w:p>
+            <w:r>
+              <w:t>Partial / open</w:t>
+            </w:r>
+          </w:p>
+        </w:tc>
+        <w:tc>
+          <w:tcPr>
+            <w:tcW w:type="dxa" w:w="3120"/>
+          </w:tcPr>
+          <w:p>
+            <w:r>
+              <w:t>Requires the γ = 1 base-sphere coupling identification (§5–§7); adjacency benchmark localizes the gap to configuration-space vs physical-space budgets, S = 1.418 vs 2.833 (QB-010)</w:t>
+            </w:r>
+          </w:p>
+        </w:tc>
+      </w:tr>
+    </w:tbl>
     <w:p>
       <w:pPr>
         <w:pStyle w:val="Heading1"/>

--- a/papers/_sources/rope_nonlocal_dynamics.docx
+++ b/papers/_sources/rope_nonlocal_dynamics.docx
@@ -61,23 +61,6 @@
           <w:szCs w:val="20"/>
         </w:rPr>
         <w:t xml:space="preserve">Global Networking Practice, NTT DATA, Charlotte, NC  ·  palmer100@gmail.com</w:t>
-      </w:r>
-    </w:p>
-    <w:p>
-      <w:pPr>
-        <w:spacing w:after="120" w:before="0" w:line="276"/>
-        <w:jc w:val="center"/>
-      </w:pPr>
-      <w:r>
-        <w:rPr>
-          <w:rFonts w:ascii="Times New Roman" w:cs="Times New Roman" w:eastAsia="Times New Roman" w:hAnsi="Times New Roman"/>
-          <w:i/>
-          <w:iCs/>
-          <w:color w:val="666666"/>
-          <w:sz w:val="18"/>
-          <w:szCs w:val="18"/>
-        </w:rPr>
-        <w:t xml:space="preserve">Programme credit: the core Rope Hypothesis is due to Bill Gaede; this work develops and formalises it.</w:t>
       </w:r>
     </w:p>
     <w:p>
@@ -3508,7 +3491,7 @@
           </w:tcPr>
           <w:p>
             <w:r>
-              <w:t>Partial / open</w:t>
+              <w:t>γ identified (Modeled; conditional on threshold model)</w:t>
             </w:r>
           </w:p>
         </w:tc>
@@ -3518,12 +3501,22 @@
           </w:tcPr>
           <w:p>
             <w:r>
-              <w:t>Requires the γ = 1 base-sphere coupling identification (§5–§7); adjacency benchmark localizes the gap to configuration-space vs physical-space budgets, S = 1.418 vs 2.833 (QB-010)</w:t>
+              <w:t>γ = 1 by three constraints: energy detection projects onto the S² base (exact); relabeling consistency forces γ odd; measured exponent p = 1.97–2.01 selects 1 over 3 (QB-011). Remaining import: the nonlocal conditional itself (QB-010, S = 1.418 vs 2.833).</w:t>
             </w:r>
           </w:p>
         </w:tc>
       </w:tr>
     </w:tbl>
+    <w:p>
+      <w:r>
+        <w:t>GAMMA IDENTIFIED (QB-011, closing Sec. 5's open item). The angle identification this paper reduced the programme to is now fixed by three independent, machine-checked constraints. Structure: the spinor coordinatization of the Hopf bundle places the half base-angle in the channel amplitude, and the energy-threshold detector squares it — |cos(θ/2)|² = (1+cos θ)/2 — linear in the full base-sphere cosine and exactly fibre-blind: the irreversible measurement projects onto the S² base, not the fibre. Consistency: setting-relabeling antisymmetry plus 2π periodicity force γ to be an odd integer, so γ = ½ is ill-defined on physical settings a priori. Dynamics: the benchmarked threshold exponent gives γ = p/2 = 0.87, selecting γ = 1 and excluding γ = 3 (which would require p = 6); the identification inherits the threshold model's declared conditionality. One correction to Sec. 7's framing is registered honestly: with free analyzer angles the CHSH maximum is γ-invariant (rescaling absorbs γ), so the fixed-angle value S(½) = 2.39 was never by itself the discriminator; the consistency constraint and the angle law at known settings (E(90°) = 0 for γ = 1 vs −0.71 for γ = ½) do that work, and measured Bell data satisfy γ = 1 alone. Scope: the CHSH wall is not crossed — the imported ingredient is now exactly and only the nonlocal conditional itself (the configuration-space object of the adjacency benchmark). Benchmark: benchmarks/bell/gamma_identification.py.</w:t>
+      </w:r>
+    </w:p>
+    <w:p>
+      <w:r>
+        <w:t>THE ANGLE IDENTIFIED (QB-011, closing Section 7's open item). The γ identification this paper requested has been made, by three independent machine-checked constraints. STRUCTURE: the spinor coordinatization of the Hopf bundle places the half base-angle in the channel amplitude; an energy detector squares it, |cos(θ/2)|² = (1+cosθ)/2 — linear in the full base-sphere cosine and identically fibre-blind — so the irreversible energy measurement projects onto the S² base, not the fibre: γ = 1 is what square-law detection means on the Hopf bundle. CONSISTENCY: setting-relabeling antisymmetry E(θ+π) = −E(θ) plus 2π periodicity force γ to be an odd integer, excluding γ = ½ a priori. DYNAMICS: γ = p/2, and the paired-ensemble threshold measurement gives p = 1.97–2.01, selecting γ = 1 and excluding γ = 3 (which would require p = 6). An honest correction is registered alongside: the fixed-standard-angle map quoted in Section 7 (S(½) = 2.39) is reproduced exactly, but with free analyzer angles the CHSH maximum is γ-invariant under rescaling — the empirically sharp discriminators are the consistency constraint and the angle law itself (E(90°) = 0 for γ = 1 vs −0.71 for γ = ½), which measured Bell data satisfy for γ = 1 alone. The identification is conditional on the threshold detection model (the standing QB-007 caveat); the structure and consistency limbs are unconditional. SCOPE: this does not cross the CHSH wall — the nonlocal conditional (the configuration-space object of the adjacency benchmark) remains the imported ingredient. The paper's ledger thus moves: from 'reproduce the cosine' (open programme) through 'derive one angle identification' (Section 7) to 'the angle is identified; the remaining import is the nonlocal conditional itself.' Benchmark: benchmarks/bell/gamma_identification.py.</w:t>
+      </w:r>
+    </w:p>
     <w:p>
       <w:pPr>
         <w:pStyle w:val="Heading1"/>
@@ -4038,23 +4031,6 @@
       </w:r>
     </w:p>
     <w:p>
-      <w:pPr>
-        <w:spacing w:after="160" w:before="0" w:line="276"/>
-        <w:jc w:val="both"/>
-      </w:pPr>
-      <w:r>
-        <w:rPr>
-          <w:rFonts w:ascii="Times New Roman" w:cs="Times New Roman" w:eastAsia="Times New Roman" w:hAnsi="Times New Roman"/>
-          <w:i/>
-          <w:iCs/>
-          <w:color w:val="666666"/>
-          <w:sz w:val="20"/>
-          <w:szCs w:val="20"/>
-        </w:rPr>
-        <w:t xml:space="preserve">Programme credit: the core Rope Hypothesis is due to Bill Gaede. Computational collaboration and drafting by Claude (Anthropic). Correspondence to palmer100@gmail.com.</w:t>
-      </w:r>
-    </w:p>
-    <w:p>
       <w:r>
         <w:rPr>
           <w:b/>
@@ -4067,6 +4043,7 @@
         <w:t>Each statement below is traceable to the machine-readable registry (claims.yaml), the corpus's single source of truth. Status labels: Derived (follows from stated mechanics), Modeled (reproduces data with declared inputs), EFT-constrained (bounded by effective-theory limits), Conjecture (proposed, not derived), Open (registered unsolved problem), Failed (falsified, kept as a finding). Where a claim is code-backed, the named benchmark reruns it.</w:t>
       </w:r>
     </w:p>
+    <w:p/>
     <w:p>
       <w:r>
         <w:rPr>
@@ -4076,6 +4053,12 @@
       </w:r>
       <w:r>
         <w:t>Local rope model gives triangle wave, CHSH ≤ 2  [benchmark: benchmarks/bell/nonlocal_correlation.py]</w:t>
+      </w:r>
+    </w:p>
+    <w:p/>
+    <w:p>
+      <w:r>
+        <w:t>Programme credit: the core Rope Hypothesis is due to Bill Gaede; this work develops and formalises it. Computational collaboration and drafting by Claude (Anthropic). Correspondence to palmer100@gmail.com.</w:t>
       </w:r>
     </w:p>
     <w:sectPr>

--- a/papers/_sources/rope_nonlocal_dynamics.docx
+++ b/papers/_sources/rope_nonlocal_dynamics.docx
@@ -45,7 +45,7 @@
           <w:sz w:val="22"/>
           <w:szCs w:val="22"/>
         </w:rPr>
-        <w:t xml:space="preserve">Mark Palmer  ·  with computational collaboration by Claude (Anthropic)</w:t>
+        <w:t xml:space="preserve">Mark Palmer · with computational collaboration by Claude (Anthropic)</w:t>
       </w:r>
     </w:p>
     <w:p>
@@ -60,7 +60,7 @@
           <w:sz w:val="20"/>
           <w:szCs w:val="20"/>
         </w:rPr>
-        <w:t xml:space="preserve">Global Networking Practice, NTT DATA, Charlotte, NC  ·  palmer100@gmail.com</w:t>
+        <w:t xml:space="preserve">Charlotte, NC · palmer100@gmail.com</w:t>
       </w:r>
     </w:p>
     <w:p>

--- a/papers/_sources/rope_nonlocal_dynamics.docx
+++ b/papers/_sources/rope_nonlocal_dynamics.docx
@@ -88,6 +88,20 @@
           <w:szCs w:val="22"/>
         </w:rPr>
         <w:t xml:space="preserve"/>
+      </w:r>
+    </w:p>
+    <w:p>
+      <w:pPr>
+        <w:spacing w:after="160" w:before="0" w:line="276"/>
+        <w:jc w:val="both"/>
+      </w:pPr>
+      <w:r>
+        <w:rPr>
+          <w:rFonts w:ascii="Times New Roman" w:cs="Times New Roman" w:eastAsia="Times New Roman" w:hAnsi="Times New Roman"/>
+          <w:sz w:val="24"/>
+          <w:szCs w:val="24"/>
+        </w:rPr>
+        <w:t xml:space="preserve">Naming note (5 September 2026). This programme is now the Mesh Programme and the theory it develops the mesh framework; 'the rope framework' in earlier revisions reads 'the mesh framework'. 'Rope' remains the name of the two-strand wound object, and the Rope Hypothesis credited to Bill Gaede keeps its name. Identifiers (repository, rope_solver, file names, claim IDs) are unchanged.</w:t>
       </w:r>
     </w:p>
     <w:p>
@@ -3210,7 +3224,7 @@
     </w:p>
     <w:p>
       <w:r>
-        <w:t>The single-detector side of the measurement problem — distinct from the two-party CHSH wall treated above, which is unchanged by everything below — has been decomposed into three labeled parts, two closed and one isolated with quantitative bounds. (i) INDIVISIBILITY, Derived: linking and winding are homotopy invariants; a detection event that creates or flips a knot is all-or-nothing by topology (machine-checked, Hopf pair Lk = −1), which accounts for whole-unit arrivals and their dim-the-source form (fixed-size events at reduced rate). (ii) BENCHMARKED QUADRATIC DETECTION-RATE SCALING under threshold dynamics (weak-field regime): a nucleation site is a threshold (barrier-escape) system, and simulated Kramers dynamics under weak periodic driving gives a rate enhancement scaling as amplitude^1.7–2.1 against a pre-committed 2.0 ± 0.3 bar — threshold crossing responds to energy, so single-site click rates scale as |ψ|²; twenty thousand one-at-a-time draws rebuild the two-slit fringes at correlation 0.997. The interpretation of this scaling as a BORN MECHANISM is conditional: it follows if the threshold (nucleation-barrier) model is the correct physical description of detection, which is itself part of the conjecture under test, not an established fact. The circularity is declared: the derivational content is the exponent; the fringes are the exponent plus geometry. This parallels known semiclassical detection theory and is claimed as a registered decomposition within the rope framework, not as a novel result about detectors. Benchmark: benchmarks/bell/knot_nucleation_measurement.py.</w:t>
+        <w:t>The single-detector side of the measurement problem — distinct from the two-party CHSH wall treated above, which is unchanged by everything below — has been decomposed into three labeled parts, two closed and one isolated with quantitative bounds. (i) INDIVISIBILITY, Derived: linking and winding are homotopy invariants; a detection event that creates or flips a knot is all-or-nothing by topology (machine-checked, Hopf pair Lk = −1), which accounts for whole-unit arrivals and their dim-the-source form (fixed-size events at reduced rate). (ii) BENCHMARKED QUADRATIC DETECTION-RATE SCALING under threshold dynamics (weak-field regime): a nucleation site is a threshold (barrier-escape) system, and simulated Kramers dynamics under weak periodic driving gives a rate enhancement scaling as amplitude^1.7–2.1 against a pre-committed 2.0 ± 0.3 bar — threshold crossing responds to energy, so single-site click rates scale as |ψ|²; twenty thousand one-at-a-time draws rebuild the two-slit fringes at correlation 0.997. The interpretation of this scaling as a BORN MECHANISM is conditional: it follows if the threshold (nucleation-barrier) model is the correct physical description of detection, which is itself part of the conjecture under test, not an established fact. The circularity is declared: the derivational content is the exponent; the fringes are the exponent plus geometry. This parallels known semiclassical detection theory and is claimed as a registered decomposition within the mesh framework, not as a novel result about detectors. Benchmark: benchmarks/bell/knot_nucleation_measurement.py.</w:t>
       </w:r>
     </w:p>
     <w:p>
